--- a/courts/fifth-circuit/louisiana/state/supreme-court/petition-for-discretionary-review/usage/OUTPUT-petition-for-discretionary-review.docx
+++ b/courts/fifth-circuit/louisiana/state/supreme-court/petition-for-discretionary-review/usage/OUTPUT-petition-for-discretionary-review.docx
@@ -9626,7 +9626,7 @@
         <w:t xml:space="preserve"> </w:t>
       </w:r>
       <w:r>
-        <w:t xml:space="preserve">Rev. Stat. § 22:1443, the Louisiana legislature established that “the rate for all commercial surety underwriters writing criminal bail bonds in the state of Louisiana shall be twelve percent of the face amount of the bond . . . .” Nevertheless, Defendants charged Plaintiff-Applicant Jerome Morgan—and the putative class he represents—a thirteen percent premium for a bail bond during a fourteen-year period between 2005 and 2019.</w:t>
+        <w:t xml:space="preserve">Rev. Stat. § 22:1443, the Louisiana legislature established that “the rate for all commercial surety underwriters writing criminal bail bonds in the state of Louisiana shall be twelve percent of the face amount of the bond ⁠. ⁠. ⁠. ⁠.” Nevertheless, Defendants charged Plaintiff-Applicant Jerome Morgan—and the putative class he represents—a thirteen percent premium for a bail bond during a fourteen-year period between 2005 and 2019.</w:t>
       </w:r>
     </w:p>
     <w:p>
@@ -9666,7 +9666,7 @@
         <w:t xml:space="preserve"> </w:t>
       </w:r>
       <w:r>
-        <w:t xml:space="preserve">La. Act 54 (“Act 54”) to overturn the Directive and to prohibit any compensation to New Orleans families. Act 54 states that “to the extent an additional one percent [premium] has been collected . . . , no repayment of overcollections . . . shall be required nor shall such [overcollections] be considered a violation of R.S. 22:855 or R.S. 22:1443.”</w:t>
+        <w:t xml:space="preserve">La. Act 54 (“Act 54”) to overturn the Directive and to prohibit any compensation to New Orleans families. Act 54 states that “to the extent an additional one percent [premium] has been collected ⁠. ⁠. ⁠. ⁠, no repayment of overcollections ⁠. ⁠. ⁠. shall be required nor shall such [overcollections] be considered a violation of R.S. 22:855 or R.S. 22:1443.”</w:t>
       </w:r>
     </w:p>
     <w:p>
@@ -10299,7 +10299,7 @@
         <w:t xml:space="preserve"> </w:t>
       </w:r>
       <w:r>
-        <w:t xml:space="preserve">Rev. Stat. § 49:964(A)⁠(2)⁠(a) (“No agency or official thereof . . . shall be entitled to judicial review.”). Those outcomes would cause material injustice to the families who were overcharged and who would be left without any opportunity for the courts to determine whether the legislature violated the Constitution by retroactively stripping those families of any possible compensation.</w:t>
+        <w:t xml:space="preserve">Rev. Stat. § 49:964(A)⁠(2)⁠(a) (“No agency or official thereof ⁠. ⁠. ⁠. shall be entitled to judicial review.”). Those outcomes would cause material injustice to the families who were overcharged and who would be left without any opportunity for the courts to determine whether the legislature violated the Constitution by retroactively stripping those families of any possible compensation.</w:t>
       </w:r>
     </w:p>
     <w:p>
@@ -11281,7 +11281,7 @@
         <w:t xml:space="preserve"> </w:t>
       </w:r>
       <w:r>
-        <w:t xml:space="preserve">Although an amended statute may not be moot under the collateral consequences exception “when damages or other monetary relief has been claimed on account of former provisions of a challenged . . . statute,” that exception applies only when the amendment or “repeal does not have retroactive effect.”</w:t>
+        <w:t xml:space="preserve">Although an amended statute may not be moot under the collateral consequences exception “when damages or other monetary relief has been claimed on account of former provisions of a challenged ⁠. ⁠. ⁠. statute,” that exception applies only when the amendment or “repeal does not have retroactive effect.”</w:t>
       </w:r>
       <w:r>
         <w:t xml:space="preserve"> </w:t>
@@ -11696,7 +11696,7 @@
         <w:t xml:space="preserve"> </w:t>
       </w:r>
       <w:r>
-        <w:t xml:space="preserve">Rev. Stat. § 22:1443 states that the premium “rate . . . for all commercial surety underwriters in the state of Louisiana shall be twelve percent of the face amount of the bond or one hundred twenty dollars, whichever is greater.” La.</w:t>
+        <w:t xml:space="preserve">Rev. Stat. § 22:1443 states that the premium “rate ⁠. ⁠. ⁠. for all commercial surety underwriters in the state of Louisiana shall be twelve percent of the face amount of the bond or one hundred twenty dollars, whichever is greater.” La.</w:t>
       </w:r>
       <w:r>
         <w:t xml:space="preserve"> </w:t>
@@ -12350,9 +12350,6 @@
         <w:t xml:space="preserve">See Section B.(1), Act 54, attached as Ex. C (emphasis omitted).</w:t>
       </w:r>
       <w:r>
-        <w:t xml:space="preserve"> </w:t>
-      </w:r>
-      <w:r>
         <w:rPr>
           <w:rStyle w:val="FootnoteReference"/>
         </w:rPr>
@@ -12364,7 +12361,7 @@
         <w:pStyle w:val="BodyText"/>
       </w:pPr>
       <w:r>
-        <w:t xml:space="preserve">Bankers moved for summary judgment in the DAL after Act 54 went into effect. Bankers argued in its motion that Act 54 overrules the Directive’s interpretation of the disputed statutes and therefore “renders Directive 214 . . . moot and of no effect.” Bankers’ Mot. Sum. Jud. at 7–8. Morgan did not dispute that the Directive is invalid if Act 54 is constitutional. However, Morgan did move the DAL to stay the administrative proceedings to allow the state courts to determine whether Act 54 is unconstitutional and simultaneously filed this action in the Orleans Parish Civil District Court.</w:t>
+        <w:t xml:space="preserve">Bankers moved for summary judgment in the DAL after Act 54 went into effect. Bankers argued in its motion that Act 54 overrules the Directive’s interpretation of the disputed statutes and therefore “renders Directive 214 ⁠. ⁠. ⁠. moot and of no effect.” Bankers’ Mot. Sum. Jud. at 7–8. Morgan did not dispute that the Directive is invalid if Act 54 is constitutional. However, Morgan did move the DAL to stay the administrative proceedings to allow the state courts to determine whether Act 54 is unconstitutional and simultaneously filed this action in the Orleans Parish Civil District Court.</w:t>
       </w:r>
       <w:r>
         <w:t xml:space="preserve"> </w:t>
@@ -12404,7 +12401,7 @@
         <w:pStyle w:val="BodyText"/>
       </w:pPr>
       <w:r>
-        <w:t xml:space="preserve">The Commissioner subsequently filed his own motion to stay for the same reasons that Morgan outlined in his stay request. The Commissioner argued in his motion that the DAL should stay the administrative proceedings because “administrative agencies lack the power to hold statutory provisions unconstitutional”; because he shared Morgan’s assessment that Act 54 is unconstitutional; and because “[a] ruling that Act 54 is unconstitutional . . . would render moot the merits for which summary judgment is being sought.” Commissioner’s Mot. to Stay at 3–5.</w:t>
+        <w:t xml:space="preserve">The Commissioner subsequently filed his own motion to stay for the same reasons that Morgan outlined in his stay request. The Commissioner argued in his motion that the DAL should stay the administrative proceedings because “administrative agencies lack the power to hold statutory provisions unconstitutional”; because he shared Morgan’s assessment that Act 54 is unconstitutional; and because “[a] ruling that Act 54 is unconstitutional ⁠. ⁠. ⁠. would render moot the merits for which summary judgment is being sought.” Commissioner’s Mot. to Stay at 3–5.</w:t>
       </w:r>
     </w:p>
     <w:p>
@@ -12418,7 +12415,7 @@
         <w:noBreakHyphen/>
       </w:r>
       <w:r>
-        <w:t xml:space="preserve">19, and ultimately stayed the entire administrative proceedings “pending a judicial determination of the constitutionality of . . . Act 54.”</w:t>
+        <w:t xml:space="preserve">19, and ultimately stayed the entire administrative proceedings “pending a judicial determination of the constitutionality of ⁠. ⁠. ⁠. Act 54.”</w:t>
       </w:r>
       <w:r>
         <w:t xml:space="preserve"> </w:t>
@@ -12799,7 +12796,7 @@
         <w:pStyle w:val="XdQuoteOnly"/>
       </w:pPr>
       <w:r>
-        <w:t xml:space="preserve">“Louisiana’s declaratory judgment articles do not provide Mr. Morgan a private right of action to seek an ‘interpretation of’ a statute the administration and enforcement of which is vested solely with an administrative agency of the state. The interpretation . . . of the Insurance Code lies in the first instance within the exclusive purview of the Commissioner . . . .”</w:t>
+        <w:t xml:space="preserve">“Louisiana’s declaratory judgment articles do not provide Mr. Morgan a private right of action to seek an ‘interpretation of’ a statute the administration and enforcement of which is vested solely with an administrative agency of the state. The interpretation ⁠. ⁠. ⁠. of the Insurance Code lies in the first instance within the exclusive purview of the Commissioner ⁠. ⁠. ⁠. ⁠.”</w:t>
       </w:r>
     </w:p>
     <w:p>
@@ -12836,9 +12833,6 @@
       </w:pPr>
       <w:r>
         <w:t xml:space="preserve">Morgan filed a supervisory writ application to the court of appeal, which the court denied without reasons on June 8, 2021. Both the DAL and district court proceedings remain stayed.</w:t>
-      </w:r>
-      <w:r>
-        <w:t xml:space="preserve"> </w:t>
       </w:r>
       <w:r>
         <w:rPr>
@@ -13126,7 +13120,7 @@
         <w:noBreakHyphen/>
       </w:r>
       <w:r>
-        <w:t xml:space="preserve">2015 (La. 11/30/94), 646 So. 2d 885, 888 n.4, that a plaintiff “did not have to exhaust any administrative remedy in order to challenge the constitutionality of a statute under which it was adversely affected . . . .” Bankers, too, now argues that invalidating the Directive based on Act 54 would not be “appropriate” at this stage given Morgan’s challenge to Act 54’s constitutionality. Bankers’ Reply in Support of Exceptions at 3.</w:t>
+        <w:t xml:space="preserve">2015 (La. 11/30/94), 646 So. 2d 885, 888 n.4, that a plaintiff “did not have to exhaust any administrative remedy in order to challenge the constitutionality of a statute under which it was adversely affected ⁠. ⁠. ⁠. ⁠.” Bankers, too, now argues that invalidating the Directive based on Act 54 would not be “appropriate” at this stage given Morgan’s challenge to Act 54’s constitutionality. Bankers’ Reply in Support of Exceptions at 3.</w:t>
       </w:r>
     </w:p>
     <w:p>
@@ -13849,7 +13843,7 @@
         <w:t xml:space="preserve">Riverkeeper</w:t>
       </w:r>
       <w:r>
-        <w:t xml:space="preserve">, 954 F. Supp. 2d at 460 n.25 (quotation marks and citation omitted). This Court has provided limited guidance about what factors courts should consider before invoking the primary jurisdiction doctrine. However, federal courts have explained that “courts need not refer an issue to an agency when the issue is strictly a legal one . . . .”</w:t>
+        <w:t xml:space="preserve">, 954 F. Supp. 2d at 460 n.25 (quotation marks and citation omitted). This Court has provided limited guidance about what factors courts should consider before invoking the primary jurisdiction doctrine. However, federal courts have explained that “courts need not refer an issue to an agency when the issue is strictly a legal one ⁠. ⁠. ⁠. ⁠.”</w:t>
       </w:r>
       <w:r>
         <w:t xml:space="preserve"> </w:t>
@@ -14280,7 +14274,7 @@
         <w:t xml:space="preserve">v. City of Hallandale Beach, Fla.</w:t>
       </w:r>
       <w:r>
-        <w:t xml:space="preserve">, 904 F.3d 1343, 1351 (11th Cir. 2018). Accordingly, the United States Court of Appeals for the Fifth Circuit explained that “when the agency’s position is sufficiently clear . . . courts should be very reluctant to refer” a case to an administrative agency, “which often, but not always, results in added expense and delay to the litigants.”</w:t>
+        <w:t xml:space="preserve">, 904 F.3d 1343, 1351 (11th Cir. 2018). Accordingly, the United States Court of Appeals for the Fifth Circuit explained that “when the agency’s position is sufficiently clear ⁠. ⁠. ⁠. courts should be very reluctant to refer” a case to an administrative agency, “which often, but not always, results in added expense and delay to the litigants.”</w:t>
       </w:r>
       <w:r>
         <w:t xml:space="preserve"> </w:t>
@@ -14952,7 +14946,7 @@
         <w:t xml:space="preserve"> </w:t>
       </w:r>
       <w:r>
-        <w:t xml:space="preserve">Section B.(1), Act 54, Ex. C. (“In any parish having a population of more than three hundred thousand and fewer than four hundred thousand . . . .”). Orleans Parish is the only parish that can meet this trigger—the population of East Baton Rouge and Jefferson Parishes both exceed 400,000, and the next most populous parish is St. Tammany Parish with around 230,000 people. Indeed, several co-sponsors of the bill explained that Act 54 “is only relevant to New Orleans.”</w:t>
+        <w:t xml:space="preserve">Section B.(1), Act 54, Ex. C. (“In any parish having a population of more than three hundred thousand and fewer than four hundred thousand ⁠. ⁠. ⁠. ⁠.”). Orleans Parish is the only parish that can meet this trigger—the population of East Baton Rouge and Jefferson Parishes both exceed 400,000, and the next most populous parish is St. Tammany Parish with around 230,000 people. Indeed, several co-sponsors of the bill explained that Act 54 “is only relevant to New Orleans.”</w:t>
       </w:r>
       <w:r>
         <w:rPr>
@@ -15083,7 +15077,7 @@
         <w:pStyle w:val="BodyText"/>
       </w:pPr>
       <w:r>
-        <w:t xml:space="preserve">This Court can also evaluate whether Act 54 is a special law without a pre-determination about the Directive’s validity. Act 54 is a special law because it immunizes Defendants from civil or administrative liability. Bankers said so itself: Act 54 “renders Directive 214 . . . moot and of no effect,” because it “relieves” the offending “commercial sureties from the Directive’s requirement that any . . . excess premium collected . . . be returned to the payer.” Bankers’ Mot. Sum. Jud. at 7–8. There is no reason the DAL must first engage in an entirely separate analysis about the Directive’s validity before the district court can evaluate whether Act 54 is a special law.</w:t>
+        <w:t xml:space="preserve">This Court can also evaluate whether Act 54 is a special law without a pre-determination about the Directive’s validity. Act 54 is a special law because it immunizes Defendants from civil or administrative liability. Bankers said so itself: Act 54 “renders Directive 214 ⁠. ⁠. ⁠. moot and of no effect,” because it “relieves” the offending “commercial sureties from the Directive’s requirement that any ⁠. ⁠. ⁠. excess premium collected ⁠. ⁠. ⁠. be returned to the payer.” Bankers’ Mot. Sum. Jud. at 7–8. There is no reason the DAL must first engage in an entirely separate analysis about the Directive’s validity before the district court can evaluate whether Act 54 is a special law.</w:t>
       </w:r>
     </w:p>
     <w:p>
@@ -15104,7 +15098,7 @@
         <w:t xml:space="preserve">Kimball</w:t>
       </w:r>
       <w:r>
-        <w:t xml:space="preserve">, 712 So. 2d at 50. A simple facial analysis of Act 54’s text demonstrates that it concerns “any civil . . . actions,” La.</w:t>
+        <w:t xml:space="preserve">, 712 So. 2d at 50. A simple facial analysis of Act 54’s text demonstrates that it concerns “any civil ⁠. ⁠. ⁠. actions,” La.</w:t>
       </w:r>
       <w:r>
         <w:t xml:space="preserve"> </w:t>
@@ -15591,7 +15585,7 @@
         <w:t xml:space="preserve"> </w:t>
       </w:r>
       <w:r>
-        <w:t xml:space="preserve">Section B.(1), Act 54, Ex. C (“[T]o the extent an additional one percent [premium] has been collected [in violation of R.S. 22:1443] . . . , no repayment of overcollections . . . shall be required nor shall such [overcollections] be considered a violation of R.S. 22:855 or R.S. 22:1443.”). Morgan’s right to pursue his administrative remedies accrued when he fulfilled his contractual obligations with Defendants and paid a thirteen percent premium for his bail bond.</w:t>
+        <w:t xml:space="preserve">Section B.(1), Act 54, Ex. C (“[T]o the extent an additional one percent [premium] has been collected [in violation of R.S. 22:1443] ⁠. ⁠. ⁠. ⁠, no repayment of overcollections ⁠. ⁠. ⁠. shall be required nor shall such [overcollections] be considered a violation of R.S. 22:855 or R.S. 22:1443.”). Morgan’s right to pursue his administrative remedies accrued when he fulfilled his contractual obligations with Defendants and paid a thirteen percent premium for his bail bond.</w:t>
       </w:r>
       <w:r>
         <w:rPr>
@@ -18903,31 +18897,7 @@
         <w:t xml:space="preserve">Facing little competition for seat in Congress, Cedric Richmond has begun to broaden his power base</w:t>
       </w:r>
       <w:r>
-        <w:t xml:space="preserve">, Nola.com (Dec. 4, 2016), https://​www.​nola.​com/​article_e2824c59</w:t>
-      </w:r>
-      <w:r>
-        <w:noBreakHyphen/>
-      </w:r>
-      <w:r>
-        <w:t xml:space="preserve">5a57</w:t>
-      </w:r>
-      <w:r>
-        <w:noBreakHyphen/>
-      </w:r>
-      <w:r>
-        <w:t xml:space="preserve">558e</w:t>
-      </w:r>
-      <w:r>
-        <w:noBreakHyphen/>
-      </w:r>
-      <w:r>
-        <w:t xml:space="preserve">84ad</w:t>
-      </w:r>
-      <w:r>
-        <w:noBreakHyphen/>
-      </w:r>
-      <w:r>
-        <w:t xml:space="preserve">0c2882614fc7.​html (describing Mr. Boutte’s “no-holds-barred tactics,” intimidation, and attempts to “sometimes strong-arm rivals”).</w:t>
+        <w:t xml:space="preserve">, Nola.com (Dec. 4, 2016), https://​www.​nola.​com/​article_e2824c59-⁠5a57-⁠558e-⁠84ad-⁠0c2882614fc7.​html (describing Mr. Boutte’s “no-holds-barred tactics,” intimidation, and attempts to “sometimes strong-arm rivals”).</w:t>
       </w:r>
     </w:p>
   </w:footnote>
@@ -19015,7 +18985,7 @@
         <w:t xml:space="preserve"> </w:t>
       </w:r>
       <w:r>
-        <w:t xml:space="preserve">Stat. Ann. § 49:964(B) (“Proceedings for review may be instituted by filing a petition in the district court of the parish in which the agency is located . . . .”). However, as discussed herein, Morgan properly filed his constitutional challenge to Act 54 in the Orleans Parish Civil District Court, the venue where he signed his bail bond contract, where he resides, and where Defendant Blair’s Bail Bonds’ principal place of business is located.</w:t>
+        <w:t xml:space="preserve">Stat. Ann. § 49:964(B) (“Proceedings for review may be instituted by filing a petition in the district court of the parish in which the agency is located ⁠. ⁠. ⁠. ⁠.”). However, as discussed herein, Morgan properly filed his constitutional challenge to Act 54 in the Orleans Parish Civil District Court, the venue where he signed his bail bond contract, where he resides, and where Defendant Blair’s Bail Bonds’ principal place of business is located.</w:t>
       </w:r>
     </w:p>
   </w:footnote>
@@ -19242,7 +19212,7 @@
         <w:t xml:space="preserve">v. Harris</w:t>
       </w:r>
       <w:r>
-        <w:t xml:space="preserve">, 505 F. Supp. 1063, 1068 (E.D. Pa. 1981) (“The issue is one of statutory construction . . . Statutory construction is one of the traditional tasks of the judiciary. Referral to the agency is thus not appropriate in this case.”).</w:t>
+        <w:t xml:space="preserve">, 505 F. Supp. 1063, 1068 (E.D. Pa. 1981) (“The issue is one of statutory construction ⁠. ⁠. ⁠. Statutory construction is one of the traditional tasks of the judiciary. Referral to the agency is thus not appropriate in this case.”).</w:t>
       </w:r>
     </w:p>
   </w:footnote>
